--- a/Session23_assignment.docx
+++ b/Session23_assignment.docx
@@ -63,6 +63,706 @@
         </w:rPr>
         <w:t xml:space="preserve"> API and print the results in a readable format.</w:t>
       </w:r>
+    </w:p>
+    <w:p>
+      <w:pPr>
+        <w:rPr>
+          <w:sz w:val="28"/>
+          <w:szCs w:val="28"/>
+        </w:rPr>
+      </w:pPr>
+      <w:r>
+        <w:rPr>
+          <w:noProof/>
+          <w:sz w:val="28"/>
+          <w:szCs w:val="28"/>
+        </w:rPr>
+        <w:drawing>
+          <wp:inline distT="0" distB="0" distL="0" distR="0" wp14:anchorId="2A55C8FE" wp14:editId="5DE43C78">
+            <wp:extent cx="5731510" cy="2367915"/>
+            <wp:effectExtent l="0" t="0" r="2540" b="0"/>
+            <wp:docPr id="1679084963" name="Picture 1"/>
+            <wp:cNvGraphicFramePr>
+              <a:graphicFrameLocks xmlns:a="http://schemas.openxmlformats.org/drawingml/2006/main" noChangeAspect="1"/>
+            </wp:cNvGraphicFramePr>
+            <a:graphic xmlns:a="http://schemas.openxmlformats.org/drawingml/2006/main">
+              <a:graphicData uri="http://schemas.openxmlformats.org/drawingml/2006/picture">
+                <pic:pic xmlns:pic="http://schemas.openxmlformats.org/drawingml/2006/picture">
+                  <pic:nvPicPr>
+                    <pic:cNvPr id="1679084963" name="Picture 1679084963"/>
+                    <pic:cNvPicPr/>
+                  </pic:nvPicPr>
+                  <pic:blipFill>
+                    <a:blip r:embed="rId4">
+                      <a:extLst>
+                        <a:ext uri="{28A0092B-C50C-407E-A947-70E740481C1C}">
+                          <a14:useLocalDpi xmlns:a14="http://schemas.microsoft.com/office/drawing/2010/main" val="0"/>
+                        </a:ext>
+                      </a:extLst>
+                    </a:blip>
+                    <a:stretch>
+                      <a:fillRect/>
+                    </a:stretch>
+                  </pic:blipFill>
+                  <pic:spPr>
+                    <a:xfrm>
+                      <a:off x="0" y="0"/>
+                      <a:ext cx="5731510" cy="2367915"/>
+                    </a:xfrm>
+                    <a:prstGeom prst="rect">
+                      <a:avLst/>
+                    </a:prstGeom>
+                  </pic:spPr>
+                </pic:pic>
+              </a:graphicData>
+            </a:graphic>
+          </wp:inline>
+        </w:drawing>
+      </w:r>
+    </w:p>
+    <w:p>
+      <w:pPr>
+        <w:rPr>
+          <w:sz w:val="28"/>
+          <w:szCs w:val="28"/>
+        </w:rPr>
+      </w:pPr>
+    </w:p>
+    <w:p>
+      <w:pPr>
+        <w:rPr>
+          <w:sz w:val="28"/>
+          <w:szCs w:val="28"/>
+        </w:rPr>
+      </w:pPr>
+      <w:r>
+        <w:rPr>
+          <w:b/>
+          <w:bCs/>
+          <w:sz w:val="28"/>
+          <w:szCs w:val="28"/>
+        </w:rPr>
+        <w:t>2.</w:t>
+      </w:r>
+      <w:r>
+        <w:rPr>
+          <w:sz w:val="28"/>
+          <w:szCs w:val="28"/>
+        </w:rPr>
+        <w:t xml:space="preserve">Build a small Python script that fetches the latest price of Bitcoin and Ethereum from the </w:t>
+      </w:r>
+      <w:proofErr w:type="spellStart"/>
+      <w:r>
+        <w:rPr>
+          <w:sz w:val="28"/>
+          <w:szCs w:val="28"/>
+        </w:rPr>
+        <w:t>CoinGecko</w:t>
+      </w:r>
+      <w:proofErr w:type="spellEnd"/>
+      <w:r>
+        <w:rPr>
+          <w:sz w:val="28"/>
+          <w:szCs w:val="28"/>
+        </w:rPr>
+        <w:t xml:space="preserve"> API and displays them with the current date and time.</w:t>
+      </w:r>
+    </w:p>
+    <w:p>
+      <w:pPr>
+        <w:rPr>
+          <w:sz w:val="28"/>
+          <w:szCs w:val="28"/>
+        </w:rPr>
+      </w:pPr>
+      <w:r>
+        <w:rPr>
+          <w:noProof/>
+          <w:sz w:val="28"/>
+          <w:szCs w:val="28"/>
+        </w:rPr>
+        <w:drawing>
+          <wp:inline distT="0" distB="0" distL="0" distR="0" wp14:anchorId="4D1AFBAD" wp14:editId="047C62D8">
+            <wp:extent cx="5731510" cy="2732405"/>
+            <wp:effectExtent l="0" t="0" r="2540" b="0"/>
+            <wp:docPr id="2134147076" name="Picture 2"/>
+            <wp:cNvGraphicFramePr>
+              <a:graphicFrameLocks xmlns:a="http://schemas.openxmlformats.org/drawingml/2006/main" noChangeAspect="1"/>
+            </wp:cNvGraphicFramePr>
+            <a:graphic xmlns:a="http://schemas.openxmlformats.org/drawingml/2006/main">
+              <a:graphicData uri="http://schemas.openxmlformats.org/drawingml/2006/picture">
+                <pic:pic xmlns:pic="http://schemas.openxmlformats.org/drawingml/2006/picture">
+                  <pic:nvPicPr>
+                    <pic:cNvPr id="2134147076" name="Picture 2134147076"/>
+                    <pic:cNvPicPr/>
+                  </pic:nvPicPr>
+                  <pic:blipFill>
+                    <a:blip r:embed="rId5">
+                      <a:extLst>
+                        <a:ext uri="{28A0092B-C50C-407E-A947-70E740481C1C}">
+                          <a14:useLocalDpi xmlns:a14="http://schemas.microsoft.com/office/drawing/2010/main" val="0"/>
+                        </a:ext>
+                      </a:extLst>
+                    </a:blip>
+                    <a:stretch>
+                      <a:fillRect/>
+                    </a:stretch>
+                  </pic:blipFill>
+                  <pic:spPr>
+                    <a:xfrm>
+                      <a:off x="0" y="0"/>
+                      <a:ext cx="5731510" cy="2732405"/>
+                    </a:xfrm>
+                    <a:prstGeom prst="rect">
+                      <a:avLst/>
+                    </a:prstGeom>
+                  </pic:spPr>
+                </pic:pic>
+              </a:graphicData>
+            </a:graphic>
+          </wp:inline>
+        </w:drawing>
+      </w:r>
+    </w:p>
+    <w:p>
+      <w:pPr>
+        <w:rPr>
+          <w:sz w:val="28"/>
+          <w:szCs w:val="28"/>
+        </w:rPr>
+      </w:pPr>
+    </w:p>
+    <w:p>
+      <w:pPr>
+        <w:rPr>
+          <w:sz w:val="28"/>
+          <w:szCs w:val="28"/>
+        </w:rPr>
+      </w:pPr>
+    </w:p>
+    <w:p>
+      <w:pPr>
+        <w:rPr>
+          <w:sz w:val="28"/>
+          <w:szCs w:val="28"/>
+        </w:rPr>
+      </w:pPr>
+    </w:p>
+    <w:p>
+      <w:pPr>
+        <w:rPr>
+          <w:sz w:val="28"/>
+          <w:szCs w:val="28"/>
+        </w:rPr>
+      </w:pPr>
+    </w:p>
+    <w:p>
+      <w:pPr>
+        <w:rPr>
+          <w:sz w:val="28"/>
+          <w:szCs w:val="28"/>
+        </w:rPr>
+      </w:pPr>
+      <w:r>
+        <w:rPr>
+          <w:b/>
+          <w:bCs/>
+          <w:sz w:val="28"/>
+          <w:szCs w:val="28"/>
+        </w:rPr>
+        <w:lastRenderedPageBreak/>
+        <w:t>3.</w:t>
+      </w:r>
+      <w:r>
+        <w:rPr>
+          <w:sz w:val="28"/>
+          <w:szCs w:val="28"/>
+        </w:rPr>
+        <w:t xml:space="preserve">Use the NASA Astronomy Picture of the Day (APOD) API to get today's image title and explanation, and save the image to your local </w:t>
+      </w:r>
+      <w:proofErr w:type="gramStart"/>
+      <w:r>
+        <w:rPr>
+          <w:sz w:val="28"/>
+          <w:szCs w:val="28"/>
+        </w:rPr>
+        <w:t>system.&lt;</w:t>
+      </w:r>
+      <w:proofErr w:type="spellStart"/>
+      <w:proofErr w:type="gramEnd"/>
+      <w:r>
+        <w:rPr>
+          <w:sz w:val="28"/>
+          <w:szCs w:val="28"/>
+        </w:rPr>
+        <w:t>br</w:t>
+      </w:r>
+      <w:proofErr w:type="spellEnd"/>
+      <w:r>
+        <w:rPr>
+          <w:sz w:val="28"/>
+          <w:szCs w:val="28"/>
+        </w:rPr>
+        <w:t>&gt;&lt;</w:t>
+      </w:r>
+      <w:proofErr w:type="spellStart"/>
+      <w:r>
+        <w:rPr>
+          <w:sz w:val="28"/>
+          <w:szCs w:val="28"/>
+        </w:rPr>
+        <w:t>br</w:t>
+      </w:r>
+      <w:proofErr w:type="spellEnd"/>
+      <w:r>
+        <w:rPr>
+          <w:sz w:val="28"/>
+          <w:szCs w:val="28"/>
+        </w:rPr>
+        <w:t>&gt;&lt;</w:t>
+      </w:r>
+      <w:proofErr w:type="spellStart"/>
+      <w:r>
+        <w:rPr>
+          <w:sz w:val="28"/>
+          <w:szCs w:val="28"/>
+        </w:rPr>
+        <w:t>em</w:t>
+      </w:r>
+      <w:proofErr w:type="spellEnd"/>
+      <w:r>
+        <w:rPr>
+          <w:sz w:val="28"/>
+          <w:szCs w:val="28"/>
+        </w:rPr>
+        <w:t>&gt;&lt;strong&gt;Hint:&lt;/strong&gt; The API returns a URL for the image — use requests to download it.&lt;/</w:t>
+      </w:r>
+      <w:proofErr w:type="spellStart"/>
+      <w:r>
+        <w:rPr>
+          <w:sz w:val="28"/>
+          <w:szCs w:val="28"/>
+        </w:rPr>
+        <w:t>em</w:t>
+      </w:r>
+      <w:proofErr w:type="spellEnd"/>
+      <w:r>
+        <w:rPr>
+          <w:sz w:val="28"/>
+          <w:szCs w:val="28"/>
+        </w:rPr>
+        <w:t>&gt;</w:t>
+      </w:r>
+    </w:p>
+    <w:p>
+      <w:pPr>
+        <w:rPr>
+          <w:sz w:val="28"/>
+          <w:szCs w:val="28"/>
+        </w:rPr>
+      </w:pPr>
+      <w:r>
+        <w:rPr>
+          <w:noProof/>
+          <w:sz w:val="28"/>
+          <w:szCs w:val="28"/>
+        </w:rPr>
+        <w:drawing>
+          <wp:inline distT="0" distB="0" distL="0" distR="0" wp14:anchorId="5084C99F" wp14:editId="647D7C7F">
+            <wp:extent cx="5731510" cy="3293110"/>
+            <wp:effectExtent l="0" t="0" r="2540" b="2540"/>
+            <wp:docPr id="1565090926" name="Picture 3"/>
+            <wp:cNvGraphicFramePr>
+              <a:graphicFrameLocks xmlns:a="http://schemas.openxmlformats.org/drawingml/2006/main" noChangeAspect="1"/>
+            </wp:cNvGraphicFramePr>
+            <a:graphic xmlns:a="http://schemas.openxmlformats.org/drawingml/2006/main">
+              <a:graphicData uri="http://schemas.openxmlformats.org/drawingml/2006/picture">
+                <pic:pic xmlns:pic="http://schemas.openxmlformats.org/drawingml/2006/picture">
+                  <pic:nvPicPr>
+                    <pic:cNvPr id="1565090926" name="Picture 1565090926"/>
+                    <pic:cNvPicPr/>
+                  </pic:nvPicPr>
+                  <pic:blipFill>
+                    <a:blip r:embed="rId6">
+                      <a:extLst>
+                        <a:ext uri="{28A0092B-C50C-407E-A947-70E740481C1C}">
+                          <a14:useLocalDpi xmlns:a14="http://schemas.microsoft.com/office/drawing/2010/main" val="0"/>
+                        </a:ext>
+                      </a:extLst>
+                    </a:blip>
+                    <a:stretch>
+                      <a:fillRect/>
+                    </a:stretch>
+                  </pic:blipFill>
+                  <pic:spPr>
+                    <a:xfrm>
+                      <a:off x="0" y="0"/>
+                      <a:ext cx="5731510" cy="3293110"/>
+                    </a:xfrm>
+                    <a:prstGeom prst="rect">
+                      <a:avLst/>
+                    </a:prstGeom>
+                  </pic:spPr>
+                </pic:pic>
+              </a:graphicData>
+            </a:graphic>
+          </wp:inline>
+        </w:drawing>
+      </w:r>
+    </w:p>
+    <w:p>
+      <w:pPr>
+        <w:rPr>
+          <w:sz w:val="28"/>
+          <w:szCs w:val="28"/>
+        </w:rPr>
+      </w:pPr>
+    </w:p>
+    <w:p>
+      <w:pPr>
+        <w:rPr>
+          <w:sz w:val="28"/>
+          <w:szCs w:val="28"/>
+        </w:rPr>
+      </w:pPr>
+      <w:r>
+        <w:rPr>
+          <w:b/>
+          <w:bCs/>
+          <w:sz w:val="28"/>
+          <w:szCs w:val="28"/>
+        </w:rPr>
+        <w:t>4.</w:t>
+      </w:r>
+      <w:r>
+        <w:rPr>
+          <w:sz w:val="28"/>
+          <w:szCs w:val="28"/>
+        </w:rPr>
+        <w:t>Create a Python program that fetches the latest COVID-19 case numbers for India from a public COVID API and displays total cases, recovered, and deaths in a table format.</w:t>
+      </w:r>
+    </w:p>
+    <w:p>
+      <w:pPr>
+        <w:rPr>
+          <w:sz w:val="28"/>
+          <w:szCs w:val="28"/>
+        </w:rPr>
+      </w:pPr>
+      <w:r>
+        <w:rPr>
+          <w:noProof/>
+          <w:sz w:val="28"/>
+          <w:szCs w:val="28"/>
+        </w:rPr>
+        <w:drawing>
+          <wp:inline distT="0" distB="0" distL="0" distR="0" wp14:anchorId="5A19F151" wp14:editId="5C574C91">
+            <wp:extent cx="5731510" cy="3098800"/>
+            <wp:effectExtent l="0" t="0" r="2540" b="6350"/>
+            <wp:docPr id="185538599" name="Picture 4"/>
+            <wp:cNvGraphicFramePr>
+              <a:graphicFrameLocks xmlns:a="http://schemas.openxmlformats.org/drawingml/2006/main" noChangeAspect="1"/>
+            </wp:cNvGraphicFramePr>
+            <a:graphic xmlns:a="http://schemas.openxmlformats.org/drawingml/2006/main">
+              <a:graphicData uri="http://schemas.openxmlformats.org/drawingml/2006/picture">
+                <pic:pic xmlns:pic="http://schemas.openxmlformats.org/drawingml/2006/picture">
+                  <pic:nvPicPr>
+                    <pic:cNvPr id="185538599" name="Picture 185538599"/>
+                    <pic:cNvPicPr/>
+                  </pic:nvPicPr>
+                  <pic:blipFill>
+                    <a:blip r:embed="rId7">
+                      <a:extLst>
+                        <a:ext uri="{28A0092B-C50C-407E-A947-70E740481C1C}">
+                          <a14:useLocalDpi xmlns:a14="http://schemas.microsoft.com/office/drawing/2010/main" val="0"/>
+                        </a:ext>
+                      </a:extLst>
+                    </a:blip>
+                    <a:stretch>
+                      <a:fillRect/>
+                    </a:stretch>
+                  </pic:blipFill>
+                  <pic:spPr>
+                    <a:xfrm>
+                      <a:off x="0" y="0"/>
+                      <a:ext cx="5731510" cy="3098800"/>
+                    </a:xfrm>
+                    <a:prstGeom prst="rect">
+                      <a:avLst/>
+                    </a:prstGeom>
+                  </pic:spPr>
+                </pic:pic>
+              </a:graphicData>
+            </a:graphic>
+          </wp:inline>
+        </w:drawing>
+      </w:r>
+    </w:p>
+    <w:p>
+      <w:pPr>
+        <w:rPr>
+          <w:sz w:val="28"/>
+          <w:szCs w:val="28"/>
+        </w:rPr>
+      </w:pPr>
+      <w:r>
+        <w:rPr>
+          <w:b/>
+          <w:bCs/>
+          <w:sz w:val="28"/>
+          <w:szCs w:val="28"/>
+        </w:rPr>
+        <w:lastRenderedPageBreak/>
+        <w:t>5.</w:t>
+      </w:r>
+      <w:r>
+        <w:rPr>
+          <w:sz w:val="28"/>
+          <w:szCs w:val="28"/>
+        </w:rPr>
+        <w:t xml:space="preserve">Combine data from two APIs: fetch the current temperature in Mumbai from </w:t>
+      </w:r>
+      <w:proofErr w:type="spellStart"/>
+      <w:r>
+        <w:rPr>
+          <w:sz w:val="28"/>
+          <w:szCs w:val="28"/>
+        </w:rPr>
+        <w:t>OpenWeatherMap</w:t>
+      </w:r>
+      <w:proofErr w:type="spellEnd"/>
+      <w:r>
+        <w:rPr>
+          <w:sz w:val="28"/>
+          <w:szCs w:val="28"/>
+        </w:rPr>
+        <w:t xml:space="preserve"> and the latest Bitcoin price from </w:t>
+      </w:r>
+      <w:proofErr w:type="spellStart"/>
+      <w:r>
+        <w:rPr>
+          <w:sz w:val="28"/>
+          <w:szCs w:val="28"/>
+        </w:rPr>
+        <w:t>CoinGecko</w:t>
+      </w:r>
+      <w:proofErr w:type="spellEnd"/>
+      <w:r>
+        <w:rPr>
+          <w:sz w:val="28"/>
+          <w:szCs w:val="28"/>
+        </w:rPr>
+        <w:t xml:space="preserve">, then display both results together in a single </w:t>
+      </w:r>
+      <w:proofErr w:type="gramStart"/>
+      <w:r>
+        <w:rPr>
+          <w:sz w:val="28"/>
+          <w:szCs w:val="28"/>
+        </w:rPr>
+        <w:t>output.&lt;</w:t>
+      </w:r>
+      <w:proofErr w:type="spellStart"/>
+      <w:proofErr w:type="gramEnd"/>
+      <w:r>
+        <w:rPr>
+          <w:sz w:val="28"/>
+          <w:szCs w:val="28"/>
+        </w:rPr>
+        <w:t>br</w:t>
+      </w:r>
+      <w:proofErr w:type="spellEnd"/>
+      <w:r>
+        <w:rPr>
+          <w:sz w:val="28"/>
+          <w:szCs w:val="28"/>
+        </w:rPr>
+        <w:t>&gt;&lt;</w:t>
+      </w:r>
+      <w:proofErr w:type="spellStart"/>
+      <w:r>
+        <w:rPr>
+          <w:sz w:val="28"/>
+          <w:szCs w:val="28"/>
+        </w:rPr>
+        <w:t>br</w:t>
+      </w:r>
+      <w:proofErr w:type="spellEnd"/>
+      <w:r>
+        <w:rPr>
+          <w:sz w:val="28"/>
+          <w:szCs w:val="28"/>
+        </w:rPr>
+        <w:t>&gt;&lt;</w:t>
+      </w:r>
+      <w:proofErr w:type="spellStart"/>
+      <w:r>
+        <w:rPr>
+          <w:sz w:val="28"/>
+          <w:szCs w:val="28"/>
+        </w:rPr>
+        <w:t>em</w:t>
+      </w:r>
+      <w:proofErr w:type="spellEnd"/>
+      <w:r>
+        <w:rPr>
+          <w:sz w:val="28"/>
+          <w:szCs w:val="28"/>
+        </w:rPr>
+        <w:t>&gt;&lt;strong&gt;Constraint:&lt;/strong&gt; Handle errors gracefully if either API call fails and show an appropriate message.&lt;/</w:t>
+      </w:r>
+      <w:proofErr w:type="spellStart"/>
+      <w:r>
+        <w:rPr>
+          <w:sz w:val="28"/>
+          <w:szCs w:val="28"/>
+        </w:rPr>
+        <w:t>em</w:t>
+      </w:r>
+      <w:proofErr w:type="spellEnd"/>
+      <w:r>
+        <w:rPr>
+          <w:sz w:val="28"/>
+          <w:szCs w:val="28"/>
+        </w:rPr>
+        <w:t>&gt;</w:t>
+      </w:r>
+    </w:p>
+    <w:p>
+      <w:pPr>
+        <w:rPr>
+          <w:sz w:val="28"/>
+          <w:szCs w:val="28"/>
+        </w:rPr>
+      </w:pPr>
+      <w:r>
+        <w:rPr>
+          <w:noProof/>
+          <w:sz w:val="28"/>
+          <w:szCs w:val="28"/>
+        </w:rPr>
+        <w:drawing>
+          <wp:inline distT="0" distB="0" distL="0" distR="0" wp14:anchorId="32255E34" wp14:editId="56509B0A">
+            <wp:extent cx="5731510" cy="3055620"/>
+            <wp:effectExtent l="0" t="0" r="2540" b="0"/>
+            <wp:docPr id="1251544" name="Picture 5"/>
+            <wp:cNvGraphicFramePr>
+              <a:graphicFrameLocks xmlns:a="http://schemas.openxmlformats.org/drawingml/2006/main" noChangeAspect="1"/>
+            </wp:cNvGraphicFramePr>
+            <a:graphic xmlns:a="http://schemas.openxmlformats.org/drawingml/2006/main">
+              <a:graphicData uri="http://schemas.openxmlformats.org/drawingml/2006/picture">
+                <pic:pic xmlns:pic="http://schemas.openxmlformats.org/drawingml/2006/picture">
+                  <pic:nvPicPr>
+                    <pic:cNvPr id="1251544" name="Picture 1251544"/>
+                    <pic:cNvPicPr/>
+                  </pic:nvPicPr>
+                  <pic:blipFill>
+                    <a:blip r:embed="rId8">
+                      <a:extLst>
+                        <a:ext uri="{28A0092B-C50C-407E-A947-70E740481C1C}">
+                          <a14:useLocalDpi xmlns:a14="http://schemas.microsoft.com/office/drawing/2010/main" val="0"/>
+                        </a:ext>
+                      </a:extLst>
+                    </a:blip>
+                    <a:stretch>
+                      <a:fillRect/>
+                    </a:stretch>
+                  </pic:blipFill>
+                  <pic:spPr>
+                    <a:xfrm>
+                      <a:off x="0" y="0"/>
+                      <a:ext cx="5731510" cy="3055620"/>
+                    </a:xfrm>
+                    <a:prstGeom prst="rect">
+                      <a:avLst/>
+                    </a:prstGeom>
+                  </pic:spPr>
+                </pic:pic>
+              </a:graphicData>
+            </a:graphic>
+          </wp:inline>
+        </w:drawing>
+      </w:r>
+    </w:p>
+    <w:p>
+      <w:pPr>
+        <w:rPr>
+          <w:sz w:val="28"/>
+          <w:szCs w:val="28"/>
+        </w:rPr>
+      </w:pPr>
+      <w:r>
+        <w:rPr>
+          <w:noProof/>
+          <w:sz w:val="28"/>
+          <w:szCs w:val="28"/>
+        </w:rPr>
+        <w:drawing>
+          <wp:inline distT="0" distB="0" distL="0" distR="0" wp14:anchorId="414D95EA" wp14:editId="1F318D71">
+            <wp:extent cx="5731510" cy="2986405"/>
+            <wp:effectExtent l="0" t="0" r="2540" b="4445"/>
+            <wp:docPr id="1074815480" name="Picture 6"/>
+            <wp:cNvGraphicFramePr>
+              <a:graphicFrameLocks xmlns:a="http://schemas.openxmlformats.org/drawingml/2006/main" noChangeAspect="1"/>
+            </wp:cNvGraphicFramePr>
+            <a:graphic xmlns:a="http://schemas.openxmlformats.org/drawingml/2006/main">
+              <a:graphicData uri="http://schemas.openxmlformats.org/drawingml/2006/picture">
+                <pic:pic xmlns:pic="http://schemas.openxmlformats.org/drawingml/2006/picture">
+                  <pic:nvPicPr>
+                    <pic:cNvPr id="1074815480" name="Picture 1074815480"/>
+                    <pic:cNvPicPr/>
+                  </pic:nvPicPr>
+                  <pic:blipFill>
+                    <a:blip r:embed="rId9">
+                      <a:extLst>
+                        <a:ext uri="{28A0092B-C50C-407E-A947-70E740481C1C}">
+                          <a14:useLocalDpi xmlns:a14="http://schemas.microsoft.com/office/drawing/2010/main" val="0"/>
+                        </a:ext>
+                      </a:extLst>
+                    </a:blip>
+                    <a:stretch>
+                      <a:fillRect/>
+                    </a:stretch>
+                  </pic:blipFill>
+                  <pic:spPr>
+                    <a:xfrm>
+                      <a:off x="0" y="0"/>
+                      <a:ext cx="5731510" cy="2986405"/>
+                    </a:xfrm>
+                    <a:prstGeom prst="rect">
+                      <a:avLst/>
+                    </a:prstGeom>
+                  </pic:spPr>
+                </pic:pic>
+              </a:graphicData>
+            </a:graphic>
+          </wp:inline>
+        </w:drawing>
+      </w:r>
+    </w:p>
+    <w:p>
+      <w:pPr>
+        <w:rPr>
+          <w:sz w:val="28"/>
+          <w:szCs w:val="28"/>
+        </w:rPr>
+      </w:pPr>
+    </w:p>
+    <w:p>
+      <w:pPr>
+        <w:rPr>
+          <w:sz w:val="28"/>
+          <w:szCs w:val="28"/>
+        </w:rPr>
+      </w:pPr>
+    </w:p>
+    <w:p>
+      <w:pPr>
+        <w:rPr>
+          <w:sz w:val="28"/>
+          <w:szCs w:val="28"/>
+        </w:rPr>
+      </w:pPr>
     </w:p>
     <w:p>
       <w:pPr>
